--- a/Term-1/Grade-10/Chapter-1-Listening-1-Nice-to-Meet-You-Part-2/assets/Lesson-Plan-Nice-to-Meet-You-Part-2.docx
+++ b/Term-1/Grade-10/Chapter-1-Listening-1-Nice-to-Meet-You-Part-2/assets/Lesson-Plan-Nice-to-Meet-You-Part-2.docx
@@ -66,7 +66,7 @@
               <w:rPr>
                 <w:rFonts w:ascii="Arial" w:hAnsi="Arial"/>
                 <w:b/>
-                <w:sz w:val="16"/>
+                <w:sz w:val="14"/>
               </w:rPr>
               <w:t>التاريخ</w:t>
               <w:br/>
@@ -88,7 +88,7 @@
               <w:rPr>
                 <w:rFonts w:ascii="Arial" w:hAnsi="Arial"/>
                 <w:b w:val="0"/>
-                <w:sz w:val="16"/>
+                <w:sz w:val="14"/>
               </w:rPr>
               <w:t>____________</w:t>
             </w:r>
@@ -109,7 +109,7 @@
               <w:rPr>
                 <w:rFonts w:ascii="Arial" w:hAnsi="Arial"/>
                 <w:b/>
-                <w:sz w:val="16"/>
+                <w:sz w:val="14"/>
               </w:rPr>
               <w:t>المادة الدراسية</w:t>
               <w:br/>
@@ -131,7 +131,7 @@
               <w:rPr>
                 <w:rFonts w:ascii="Arial" w:hAnsi="Arial"/>
                 <w:b w:val="0"/>
-                <w:sz w:val="16"/>
+                <w:sz w:val="14"/>
               </w:rPr>
               <w:t>English Language</w:t>
             </w:r>
@@ -152,7 +152,7 @@
               <w:rPr>
                 <w:rFonts w:ascii="Arial" w:hAnsi="Arial"/>
                 <w:b/>
-                <w:sz w:val="16"/>
+                <w:sz w:val="14"/>
               </w:rPr>
               <w:t>المعلم</w:t>
               <w:br/>
@@ -174,7 +174,7 @@
               <w:rPr>
                 <w:rFonts w:ascii="Arial" w:hAnsi="Arial"/>
                 <w:b w:val="0"/>
-                <w:sz w:val="16"/>
+                <w:sz w:val="14"/>
               </w:rPr>
               <w:t>Saidah Khwar</w:t>
             </w:r>
@@ -195,7 +195,7 @@
               <w:rPr>
                 <w:rFonts w:ascii="Arial" w:hAnsi="Arial"/>
                 <w:b/>
-                <w:sz w:val="16"/>
+                <w:sz w:val="14"/>
               </w:rPr>
               <w:t>عنوان الدرس</w:t>
               <w:br/>
@@ -217,7 +217,7 @@
               <w:rPr>
                 <w:rFonts w:ascii="Arial" w:hAnsi="Arial"/>
                 <w:b w:val="0"/>
-                <w:sz w:val="16"/>
+                <w:sz w:val="14"/>
               </w:rPr>
               <w:t>Listening 1 · Nice to Meet You · Part 2 · Day 2</w:t>
             </w:r>
@@ -240,7 +240,7 @@
               <w:rPr>
                 <w:rFonts w:ascii="Arial" w:hAnsi="Arial"/>
                 <w:b/>
-                <w:sz w:val="16"/>
+                <w:sz w:val="14"/>
               </w:rPr>
               <w:t>موضوع الدرس</w:t>
               <w:br/>
@@ -263,7 +263,7 @@
               <w:rPr>
                 <w:rFonts w:ascii="Arial" w:hAnsi="Arial"/>
                 <w:b w:val="0"/>
-                <w:sz w:val="16"/>
+                <w:sz w:val="14"/>
               </w:rPr>
               <w:t>Reduced speech, vocabulary in context and first-meeting role-play</w:t>
               <w:br/>
@@ -279,7 +279,7 @@
               <w:rPr>
                 <w:rFonts w:ascii="Arial" w:hAnsi="Arial"/>
                 <w:b w:val="0"/>
-                <w:sz w:val="16"/>
+                <w:sz w:val="14"/>
               </w:rPr>
             </w:r>
           </w:p>
@@ -299,7 +299,7 @@
               <w:rPr>
                 <w:rFonts w:ascii="Arial" w:hAnsi="Arial"/>
                 <w:b/>
-                <w:sz w:val="16"/>
+                <w:sz w:val="14"/>
               </w:rPr>
               <w:t>مخرجات التعلم</w:t>
               <w:br/>
@@ -322,7 +322,7 @@
               <w:rPr>
                 <w:rFonts w:ascii="Arial" w:hAnsi="Arial"/>
                 <w:b w:val="0"/>
-                <w:sz w:val="16"/>
+                <w:sz w:val="14"/>
               </w:rPr>
               <w:t>Students will be able to:</w:t>
               <w:br/>
@@ -344,7 +344,7 @@
               <w:rPr>
                 <w:rFonts w:ascii="Arial" w:hAnsi="Arial"/>
                 <w:b w:val="0"/>
-                <w:sz w:val="16"/>
+                <w:sz w:val="14"/>
               </w:rPr>
             </w:r>
           </w:p>
@@ -357,7 +357,7 @@
               <w:rPr>
                 <w:rFonts w:ascii="Arial" w:hAnsi="Arial"/>
                 <w:b w:val="0"/>
-                <w:sz w:val="16"/>
+                <w:sz w:val="14"/>
               </w:rPr>
             </w:r>
           </w:p>
@@ -370,7 +370,7 @@
               <w:rPr>
                 <w:rFonts w:ascii="Arial" w:hAnsi="Arial"/>
                 <w:b w:val="0"/>
-                <w:sz w:val="16"/>
+                <w:sz w:val="14"/>
               </w:rPr>
             </w:r>
           </w:p>
@@ -392,7 +392,7 @@
               <w:rPr>
                 <w:rFonts w:ascii="Arial" w:hAnsi="Arial"/>
                 <w:b/>
-                <w:sz w:val="16"/>
+                <w:sz w:val="14"/>
               </w:rPr>
               <w:t>سؤال مهارات التفكير العليا</w:t>
               <w:br/>
@@ -415,7 +415,7 @@
               <w:rPr>
                 <w:rFonts w:ascii="Arial" w:hAnsi="Arial"/>
                 <w:b w:val="0"/>
-                <w:sz w:val="16"/>
+                <w:sz w:val="14"/>
               </w:rPr>
               <w:t>When does reduced pronunciation help communication, and when is clearer formal language more appropriate? Explain.</w:t>
             </w:r>
@@ -429,7 +429,7 @@
               <w:rPr>
                 <w:rFonts w:ascii="Arial" w:hAnsi="Arial"/>
                 <w:b w:val="0"/>
-                <w:sz w:val="16"/>
+                <w:sz w:val="14"/>
               </w:rPr>
             </w:r>
           </w:p>
@@ -442,7 +442,7 @@
               <w:rPr>
                 <w:rFonts w:ascii="Arial" w:hAnsi="Arial"/>
                 <w:b w:val="0"/>
-                <w:sz w:val="16"/>
+                <w:sz w:val="14"/>
               </w:rPr>
             </w:r>
           </w:p>
@@ -455,7 +455,7 @@
               <w:rPr>
                 <w:rFonts w:ascii="Arial" w:hAnsi="Arial"/>
                 <w:b w:val="0"/>
-                <w:sz w:val="16"/>
+                <w:sz w:val="14"/>
               </w:rPr>
             </w:r>
           </w:p>
@@ -468,7 +468,7 @@
               <w:rPr>
                 <w:rFonts w:ascii="Arial" w:hAnsi="Arial"/>
                 <w:b w:val="0"/>
-                <w:sz w:val="16"/>
+                <w:sz w:val="14"/>
               </w:rPr>
             </w:r>
           </w:p>
@@ -481,7 +481,7 @@
               <w:rPr>
                 <w:rFonts w:ascii="Arial" w:hAnsi="Arial"/>
                 <w:b w:val="0"/>
-                <w:sz w:val="16"/>
+                <w:sz w:val="14"/>
               </w:rPr>
             </w:r>
           </w:p>
@@ -494,7 +494,7 @@
               <w:rPr>
                 <w:rFonts w:ascii="Arial" w:hAnsi="Arial"/>
                 <w:b w:val="0"/>
-                <w:sz w:val="16"/>
+                <w:sz w:val="14"/>
               </w:rPr>
             </w:r>
           </w:p>
@@ -516,7 +516,7 @@
               <w:rPr>
                 <w:rFonts w:ascii="Arial" w:hAnsi="Arial"/>
                 <w:b/>
-                <w:sz w:val="16"/>
+                <w:sz w:val="14"/>
               </w:rPr>
               <w:t>المفردات الجديدة</w:t>
               <w:br/>
@@ -539,7 +539,7 @@
               <w:rPr>
                 <w:rFonts w:ascii="Arial" w:hAnsi="Arial"/>
                 <w:b w:val="0"/>
-                <w:sz w:val="16"/>
+                <w:sz w:val="14"/>
               </w:rPr>
               <w:t>reduction · important words · prepositions · function words · freshman · suite · stop by · meet you</w:t>
             </w:r>
@@ -553,7 +553,7 @@
               <w:rPr>
                 <w:rFonts w:ascii="Arial" w:hAnsi="Arial"/>
                 <w:b w:val="0"/>
-                <w:sz w:val="16"/>
+                <w:sz w:val="14"/>
               </w:rPr>
             </w:r>
           </w:p>
@@ -566,7 +566,7 @@
               <w:rPr>
                 <w:rFonts w:ascii="Arial" w:hAnsi="Arial"/>
                 <w:b w:val="0"/>
-                <w:sz w:val="16"/>
+                <w:sz w:val="14"/>
               </w:rPr>
             </w:r>
           </w:p>
@@ -579,7 +579,7 @@
               <w:rPr>
                 <w:rFonts w:ascii="Arial" w:hAnsi="Arial"/>
                 <w:b w:val="0"/>
-                <w:sz w:val="16"/>
+                <w:sz w:val="14"/>
               </w:rPr>
             </w:r>
           </w:p>
@@ -592,7 +592,7 @@
               <w:rPr>
                 <w:rFonts w:ascii="Arial" w:hAnsi="Arial"/>
                 <w:b w:val="0"/>
-                <w:sz w:val="16"/>
+                <w:sz w:val="14"/>
               </w:rPr>
             </w:r>
           </w:p>
@@ -605,7 +605,7 @@
               <w:rPr>
                 <w:rFonts w:ascii="Arial" w:hAnsi="Arial"/>
                 <w:b w:val="0"/>
-                <w:sz w:val="16"/>
+                <w:sz w:val="14"/>
               </w:rPr>
             </w:r>
           </w:p>
@@ -618,7 +618,7 @@
               <w:rPr>
                 <w:rFonts w:ascii="Arial" w:hAnsi="Arial"/>
                 <w:b w:val="0"/>
-                <w:sz w:val="16"/>
+                <w:sz w:val="14"/>
               </w:rPr>
             </w:r>
           </w:p>
@@ -641,7 +641,7 @@
               <w:rPr>
                 <w:rFonts w:ascii="Arial" w:hAnsi="Arial"/>
                 <w:b/>
-                <w:sz w:val="16"/>
+                <w:sz w:val="14"/>
               </w:rPr>
               <w:t>Lesson Procedures · سير الدرس</w:t>
             </w:r>
@@ -655,7 +655,7 @@
               <w:rPr>
                 <w:rFonts w:ascii="Arial" w:hAnsi="Arial"/>
                 <w:b/>
-                <w:sz w:val="16"/>
+                <w:sz w:val="14"/>
               </w:rPr>
             </w:r>
           </w:p>
@@ -668,7 +668,7 @@
               <w:rPr>
                 <w:rFonts w:ascii="Arial" w:hAnsi="Arial"/>
                 <w:b/>
-                <w:sz w:val="16"/>
+                <w:sz w:val="14"/>
               </w:rPr>
             </w:r>
           </w:p>
@@ -681,7 +681,7 @@
               <w:rPr>
                 <w:rFonts w:ascii="Arial" w:hAnsi="Arial"/>
                 <w:b/>
-                <w:sz w:val="16"/>
+                <w:sz w:val="14"/>
               </w:rPr>
             </w:r>
           </w:p>
@@ -694,7 +694,7 @@
               <w:rPr>
                 <w:rFonts w:ascii="Arial" w:hAnsi="Arial"/>
                 <w:b/>
-                <w:sz w:val="16"/>
+                <w:sz w:val="14"/>
               </w:rPr>
             </w:r>
           </w:p>
@@ -707,7 +707,7 @@
               <w:rPr>
                 <w:rFonts w:ascii="Arial" w:hAnsi="Arial"/>
                 <w:b/>
-                <w:sz w:val="16"/>
+                <w:sz w:val="14"/>
               </w:rPr>
             </w:r>
           </w:p>
@@ -720,7 +720,7 @@
               <w:rPr>
                 <w:rFonts w:ascii="Arial" w:hAnsi="Arial"/>
                 <w:b/>
-                <w:sz w:val="16"/>
+                <w:sz w:val="14"/>
               </w:rPr>
             </w:r>
           </w:p>
@@ -733,7 +733,7 @@
               <w:rPr>
                 <w:rFonts w:ascii="Arial" w:hAnsi="Arial"/>
                 <w:b/>
-                <w:sz w:val="16"/>
+                <w:sz w:val="14"/>
               </w:rPr>
             </w:r>
           </w:p>
@@ -755,7 +755,7 @@
               <w:rPr>
                 <w:rFonts w:ascii="Arial" w:hAnsi="Arial"/>
                 <w:b/>
-                <w:sz w:val="16"/>
+                <w:sz w:val="14"/>
               </w:rPr>
               <w:t>معايير النجاح</w:t>
               <w:br/>
@@ -778,7 +778,7 @@
               <w:rPr>
                 <w:rFonts w:ascii="Arial" w:hAnsi="Arial"/>
                 <w:b w:val="0"/>
-                <w:sz w:val="16"/>
+                <w:sz w:val="14"/>
               </w:rPr>
               <w:t>Students complete the reduction rule, identify at least 4 of 5 reduced forms, complete 8 of 10 vocabulary items, and meet four role-play criteria.</w:t>
             </w:r>
@@ -792,7 +792,7 @@
               <w:rPr>
                 <w:rFonts w:ascii="Arial" w:hAnsi="Arial"/>
                 <w:b w:val="0"/>
-                <w:sz w:val="16"/>
+                <w:sz w:val="14"/>
               </w:rPr>
             </w:r>
           </w:p>
@@ -805,7 +805,7 @@
               <w:rPr>
                 <w:rFonts w:ascii="Arial" w:hAnsi="Arial"/>
                 <w:b w:val="0"/>
-                <w:sz w:val="16"/>
+                <w:sz w:val="14"/>
               </w:rPr>
             </w:r>
           </w:p>
@@ -818,7 +818,7 @@
               <w:rPr>
                 <w:rFonts w:ascii="Arial" w:hAnsi="Arial"/>
                 <w:b w:val="0"/>
-                <w:sz w:val="16"/>
+                <w:sz w:val="14"/>
               </w:rPr>
             </w:r>
           </w:p>
@@ -831,7 +831,7 @@
               <w:rPr>
                 <w:rFonts w:ascii="Arial" w:hAnsi="Arial"/>
                 <w:b w:val="0"/>
-                <w:sz w:val="16"/>
+                <w:sz w:val="14"/>
               </w:rPr>
             </w:r>
           </w:p>
@@ -844,7 +844,7 @@
               <w:rPr>
                 <w:rFonts w:ascii="Arial" w:hAnsi="Arial"/>
                 <w:b w:val="0"/>
-                <w:sz w:val="16"/>
+                <w:sz w:val="14"/>
               </w:rPr>
             </w:r>
           </w:p>
@@ -857,7 +857,7 @@
               <w:rPr>
                 <w:rFonts w:ascii="Arial" w:hAnsi="Arial"/>
                 <w:b w:val="0"/>
-                <w:sz w:val="16"/>
+                <w:sz w:val="14"/>
               </w:rPr>
             </w:r>
           </w:p>
@@ -931,7 +931,7 @@
               <w:rPr>
                 <w:rFonts w:ascii="Arial" w:hAnsi="Arial"/>
                 <w:b/>
-                <w:sz w:val="16"/>
+                <w:sz w:val="14"/>
               </w:rPr>
               <w:t>التهيئة الحافزة</w:t>
               <w:br/>
@@ -954,7 +954,7 @@
               <w:rPr>
                 <w:rFonts w:ascii="Arial" w:hAnsi="Arial"/>
                 <w:b w:val="0"/>
-                <w:sz w:val="16"/>
+                <w:sz w:val="14"/>
               </w:rPr>
               <w:t>Stress or Reduce? · Part 1 Review</w:t>
               <w:br/>
@@ -970,7 +970,7 @@
               <w:rPr>
                 <w:rFonts w:ascii="Arial" w:hAnsi="Arial"/>
                 <w:b w:val="0"/>
-                <w:sz w:val="16"/>
+                <w:sz w:val="14"/>
               </w:rPr>
             </w:r>
           </w:p>
@@ -983,7 +983,7 @@
               <w:rPr>
                 <w:rFonts w:ascii="Arial" w:hAnsi="Arial"/>
                 <w:b w:val="0"/>
-                <w:sz w:val="16"/>
+                <w:sz w:val="14"/>
               </w:rPr>
             </w:r>
           </w:p>
@@ -996,7 +996,7 @@
               <w:rPr>
                 <w:rFonts w:ascii="Arial" w:hAnsi="Arial"/>
                 <w:b w:val="0"/>
-                <w:sz w:val="16"/>
+                <w:sz w:val="14"/>
               </w:rPr>
             </w:r>
           </w:p>
@@ -1015,7 +1015,7 @@
               <w:rPr>
                 <w:rFonts w:ascii="Arial" w:hAnsi="Arial"/>
                 <w:b w:val="0"/>
-                <w:sz w:val="16"/>
+                <w:sz w:val="14"/>
               </w:rPr>
               <w:t>5 min</w:t>
             </w:r>
@@ -1038,7 +1038,7 @@
               <w:rPr>
                 <w:rFonts w:ascii="Arial" w:hAnsi="Arial"/>
                 <w:b/>
-                <w:sz w:val="16"/>
+                <w:sz w:val="14"/>
               </w:rPr>
               <w:t>الأداة الإلكترونية</w:t>
               <w:br/>
@@ -1061,7 +1061,7 @@
               <w:rPr>
                 <w:rFonts w:ascii="Arial" w:hAnsi="Arial"/>
                 <w:b/>
-                <w:sz w:val="16"/>
+                <w:sz w:val="14"/>
               </w:rPr>
             </w:r>
           </w:p>
@@ -1081,7 +1081,7 @@
               <w:rPr>
                 <w:rFonts w:ascii="Arial" w:hAnsi="Arial"/>
                 <w:b/>
-                <w:sz w:val="16"/>
+                <w:sz w:val="14"/>
               </w:rPr>
               <w:t>الفروق الفردية</w:t>
               <w:br/>
@@ -1104,7 +1104,7 @@
               <w:rPr>
                 <w:rFonts w:ascii="Arial" w:hAnsi="Arial"/>
                 <w:b/>
-                <w:sz w:val="16"/>
+                <w:sz w:val="14"/>
               </w:rPr>
               <w:t>الأنشطة الرئيسية / Main Activities · Roles · AFL</w:t>
             </w:r>
@@ -1125,7 +1125,7 @@
               <w:rPr>
                 <w:rFonts w:ascii="Arial" w:hAnsi="Arial"/>
                 <w:b/>
-                <w:sz w:val="16"/>
+                <w:sz w:val="14"/>
               </w:rPr>
             </w:r>
           </w:p>
@@ -1145,7 +1145,7 @@
               <w:rPr>
                 <w:rFonts w:ascii="Arial" w:hAnsi="Arial"/>
                 <w:b/>
-                <w:sz w:val="16"/>
+                <w:sz w:val="14"/>
               </w:rPr>
               <w:t>التوقيت</w:t>
               <w:br/>
@@ -1170,7 +1170,7 @@
               <w:rPr>
                 <w:rFonts w:ascii="Arial" w:hAnsi="Arial"/>
                 <w:b w:val="0"/>
-                <w:sz w:val="16"/>
+                <w:sz w:val="14"/>
               </w:rPr>
               <w:t>Interactive lesson webpage</w:t>
               <w:br/>
@@ -1188,7 +1188,7 @@
               <w:rPr>
                 <w:rFonts w:ascii="Arial" w:hAnsi="Arial"/>
                 <w:b w:val="0"/>
-                <w:sz w:val="16"/>
+                <w:sz w:val="14"/>
               </w:rPr>
             </w:r>
           </w:p>
@@ -1201,7 +1201,7 @@
               <w:rPr>
                 <w:rFonts w:ascii="Arial" w:hAnsi="Arial"/>
                 <w:b w:val="0"/>
-                <w:sz w:val="16"/>
+                <w:sz w:val="14"/>
               </w:rPr>
             </w:r>
           </w:p>
@@ -1221,7 +1221,7 @@
               <w:rPr>
                 <w:rFonts w:ascii="Arial" w:hAnsi="Arial"/>
                 <w:b w:val="0"/>
-                <w:sz w:val="16"/>
+                <w:sz w:val="14"/>
               </w:rPr>
               <w:t>H</w:t>
             </w:r>
@@ -1241,7 +1241,7 @@
               <w:rPr>
                 <w:rFonts w:ascii="Arial" w:hAnsi="Arial"/>
                 <w:b w:val="0"/>
-                <w:sz w:val="16"/>
+                <w:sz w:val="14"/>
               </w:rPr>
               <w:t>Explain how reductions change across formal and informal contexts and extend the role-play naturally.</w:t>
             </w:r>
@@ -1263,21 +1263,21 @@
               <w:rPr>
                 <w:rFonts w:ascii="Arial" w:hAnsi="Arial"/>
                 <w:b w:val="0"/>
-                <w:sz w:val="16"/>
+                <w:sz w:val="14"/>
               </w:rPr>
               <w:t>Main 1 · Reduction Rules · Page 7, Activity 6 (10 min)</w:t>
               <w:br/>
-              <w:t>Complete the rule and expand three reduced forms. AFL: Sequential reveal.</w:t>
+              <w:t>Purpose: Distinguish stressed content words from reduced function words. Teacher: Model full/reduced forms, question students and clarify the rule. Students: Complete five blanks, expand three forms and read both versions in pairs. Resources: textbook image. AFL: Sequential reveal and oral checking.</w:t>
               <w:br/>
               <w:br/>
               <w:t>Main 2 · Listening for Reductions · Page 7, Activity 7 (12 min)</w:t>
               <w:br/>
-              <w:t>Listen to Audio 4, complete five sentences, expand forms and repeat. AFL: Partner check and pronunciation monitoring.</w:t>
+              <w:t>Purpose: Recognize reductions in connected speech. Teacher: Play Audio 4, pause for repetition, replay difficult items and monitor pronunciation. Students: Listen, repeat, write five unreduced forms and practise in pairs. AFL: Partner check and pronunciation feedback.</w:t>
               <w:br/>
               <w:br/>
               <w:t>Main 3 · Vocabulary in Context · Page 8, Activity 9 (10 min)</w:t>
               <w:br/>
-              <w:t>Complete ten contextual sentences. AFL: Pair comparison and answer reveal.</w:t>
+              <w:t>Purpose: Apply ten conversation words and expressions. Teacher: Review word classes, model one example and probe meaning in context. Students: Complete individually, compare in pairs and self-correct. Resources: textbook chart. AFL: Contextual explanation and sequential reveal.</w:t>
             </w:r>
           </w:p>
           <w:p>
@@ -1289,7 +1289,7 @@
               <w:rPr>
                 <w:rFonts w:ascii="Arial" w:hAnsi="Arial"/>
                 <w:b w:val="0"/>
-                <w:sz w:val="16"/>
+                <w:sz w:val="14"/>
               </w:rPr>
             </w:r>
           </w:p>
@@ -1302,7 +1302,7 @@
               <w:rPr>
                 <w:rFonts w:ascii="Arial" w:hAnsi="Arial"/>
                 <w:b w:val="0"/>
-                <w:sz w:val="16"/>
+                <w:sz w:val="14"/>
               </w:rPr>
             </w:r>
           </w:p>
@@ -1315,7 +1315,7 @@
               <w:rPr>
                 <w:rFonts w:ascii="Arial" w:hAnsi="Arial"/>
                 <w:b w:val="0"/>
-                <w:sz w:val="16"/>
+                <w:sz w:val="14"/>
               </w:rPr>
             </w:r>
           </w:p>
@@ -1328,7 +1328,7 @@
               <w:rPr>
                 <w:rFonts w:ascii="Arial" w:hAnsi="Arial"/>
                 <w:b w:val="0"/>
-                <w:sz w:val="16"/>
+                <w:sz w:val="14"/>
               </w:rPr>
             </w:r>
           </w:p>
@@ -1341,7 +1341,7 @@
               <w:rPr>
                 <w:rFonts w:ascii="Arial" w:hAnsi="Arial"/>
                 <w:b w:val="0"/>
-                <w:sz w:val="16"/>
+                <w:sz w:val="14"/>
               </w:rPr>
             </w:r>
           </w:p>
@@ -1361,7 +1361,7 @@
               <w:rPr>
                 <w:rFonts w:ascii="Arial" w:hAnsi="Arial"/>
                 <w:b w:val="0"/>
-                <w:sz w:val="16"/>
+                <w:sz w:val="14"/>
               </w:rPr>
               <w:t>32 min</w:t>
             </w:r>
@@ -1375,7 +1375,7 @@
               <w:rPr>
                 <w:rFonts w:ascii="Arial" w:hAnsi="Arial"/>
                 <w:b w:val="0"/>
-                <w:sz w:val="16"/>
+                <w:sz w:val="14"/>
               </w:rPr>
             </w:r>
           </w:p>
@@ -1388,7 +1388,7 @@
               <w:rPr>
                 <w:rFonts w:ascii="Arial" w:hAnsi="Arial"/>
                 <w:b w:val="0"/>
-                <w:sz w:val="16"/>
+                <w:sz w:val="14"/>
               </w:rPr>
             </w:r>
           </w:p>
@@ -1418,7 +1418,7 @@
               <w:rPr>
                 <w:rFonts w:ascii="Arial" w:hAnsi="Arial"/>
                 <w:b w:val="0"/>
-                <w:sz w:val="16"/>
+                <w:sz w:val="14"/>
               </w:rPr>
               <w:t>M</w:t>
             </w:r>
@@ -1438,7 +1438,7 @@
               <w:rPr>
                 <w:rFonts w:ascii="Arial" w:hAnsi="Arial"/>
                 <w:b w:val="0"/>
-                <w:sz w:val="16"/>
+                <w:sz w:val="14"/>
               </w:rPr>
               <w:t>Use word banks, partner rehearsal and highlighted grammar words.</w:t>
             </w:r>
@@ -1486,7 +1486,7 @@
               <w:rPr>
                 <w:rFonts w:ascii="Arial" w:hAnsi="Arial"/>
                 <w:b w:val="0"/>
-                <w:sz w:val="16"/>
+                <w:sz w:val="14"/>
               </w:rPr>
               <w:t>L</w:t>
             </w:r>
@@ -1506,7 +1506,7 @@
               <w:rPr>
                 <w:rFonts w:ascii="Arial" w:hAnsi="Arial"/>
                 <w:b w:val="0"/>
-                <w:sz w:val="16"/>
+                <w:sz w:val="14"/>
               </w:rPr>
               <w:t>Use full-form prompts, repeated audio, choral repetition and role-play frames.</w:t>
             </w:r>
@@ -1546,7 +1546,7 @@
               <w:rPr>
                 <w:rFonts w:ascii="Arial" w:hAnsi="Arial"/>
                 <w:b/>
-                <w:sz w:val="16"/>
+                <w:sz w:val="14"/>
               </w:rPr>
               <w:t>الختام</w:t>
               <w:br/>
@@ -1569,7 +1569,7 @@
               <w:rPr>
                 <w:rFonts w:ascii="Arial" w:hAnsi="Arial"/>
                 <w:b w:val="0"/>
-                <w:sz w:val="16"/>
+                <w:sz w:val="14"/>
               </w:rPr>
               <w:t>Exit Ticket (6 min): Page 9 role-play in groups of four using two target expressions, one reduction and a follow-up question.</w:t>
               <w:br/>
@@ -1585,7 +1585,7 @@
               <w:rPr>
                 <w:rFonts w:ascii="Arial" w:hAnsi="Arial"/>
                 <w:b w:val="0"/>
-                <w:sz w:val="16"/>
+                <w:sz w:val="14"/>
               </w:rPr>
             </w:r>
           </w:p>
@@ -1598,7 +1598,7 @@
               <w:rPr>
                 <w:rFonts w:ascii="Arial" w:hAnsi="Arial"/>
                 <w:b w:val="0"/>
-                <w:sz w:val="16"/>
+                <w:sz w:val="14"/>
               </w:rPr>
             </w:r>
           </w:p>
@@ -1611,7 +1611,7 @@
               <w:rPr>
                 <w:rFonts w:ascii="Arial" w:hAnsi="Arial"/>
                 <w:b w:val="0"/>
-                <w:sz w:val="16"/>
+                <w:sz w:val="14"/>
               </w:rPr>
             </w:r>
           </w:p>
@@ -1630,7 +1630,7 @@
               <w:rPr>
                 <w:rFonts w:ascii="Arial" w:hAnsi="Arial"/>
                 <w:b w:val="0"/>
-                <w:sz w:val="16"/>
+                <w:sz w:val="14"/>
               </w:rPr>
               <w:t>8 min</w:t>
             </w:r>
@@ -1654,7 +1654,7 @@
               <w:rPr>
                 <w:rFonts w:ascii="Arial" w:hAnsi="Arial"/>
                 <w:b/>
-                <w:sz w:val="16"/>
+                <w:sz w:val="14"/>
               </w:rPr>
               <w:t>مهارات التعلم</w:t>
               <w:br/>
@@ -1670,7 +1670,7 @@
               <w:rPr>
                 <w:rFonts w:ascii="Arial" w:hAnsi="Arial"/>
                 <w:b w:val="0"/>
-                <w:sz w:val="16"/>
+                <w:sz w:val="14"/>
               </w:rPr>
             </w:r>
           </w:p>
@@ -1690,7 +1690,7 @@
               <w:rPr>
                 <w:rFonts w:ascii="Arial" w:hAnsi="Arial"/>
                 <w:b w:val="0"/>
-                <w:sz w:val="16"/>
+                <w:sz w:val="14"/>
               </w:rPr>
               <w:t>Critical Thinking · Clear Communication · Collaboration · Listening · Digital Literacy</w:t>
             </w:r>
@@ -1704,7 +1704,7 @@
               <w:rPr>
                 <w:rFonts w:ascii="Arial" w:hAnsi="Arial"/>
                 <w:b w:val="0"/>
-                <w:sz w:val="16"/>
+                <w:sz w:val="14"/>
               </w:rPr>
             </w:r>
           </w:p>
@@ -1717,7 +1717,7 @@
               <w:rPr>
                 <w:rFonts w:ascii="Arial" w:hAnsi="Arial"/>
                 <w:b w:val="0"/>
-                <w:sz w:val="16"/>
+                <w:sz w:val="14"/>
               </w:rPr>
             </w:r>
           </w:p>
@@ -1730,7 +1730,7 @@
               <w:rPr>
                 <w:rFonts w:ascii="Arial" w:hAnsi="Arial"/>
                 <w:b w:val="0"/>
-                <w:sz w:val="16"/>
+                <w:sz w:val="14"/>
               </w:rPr>
             </w:r>
           </w:p>
@@ -1753,7 +1753,7 @@
               <w:rPr>
                 <w:rFonts w:ascii="Arial" w:hAnsi="Arial"/>
                 <w:b/>
-                <w:sz w:val="16"/>
+                <w:sz w:val="14"/>
               </w:rPr>
               <w:t>ربط مع مواد أخرى</w:t>
               <w:br/>
@@ -1769,7 +1769,7 @@
               <w:rPr>
                 <w:rFonts w:ascii="Arial" w:hAnsi="Arial"/>
                 <w:b w:val="0"/>
-                <w:sz w:val="16"/>
+                <w:sz w:val="14"/>
               </w:rPr>
             </w:r>
           </w:p>
@@ -1789,7 +1789,7 @@
               <w:rPr>
                 <w:rFonts w:ascii="Arial" w:hAnsi="Arial"/>
                 <w:b w:val="0"/>
-                <w:sz w:val="16"/>
+                <w:sz w:val="14"/>
               </w:rPr>
               <w:t>Digital Citizenship / Social Studies: respectful first meetings, online identity and inclusive communication.</w:t>
             </w:r>
@@ -1803,7 +1803,7 @@
               <w:rPr>
                 <w:rFonts w:ascii="Arial" w:hAnsi="Arial"/>
                 <w:b w:val="0"/>
-                <w:sz w:val="16"/>
+                <w:sz w:val="14"/>
               </w:rPr>
             </w:r>
           </w:p>
@@ -1816,7 +1816,7 @@
               <w:rPr>
                 <w:rFonts w:ascii="Arial" w:hAnsi="Arial"/>
                 <w:b w:val="0"/>
-                <w:sz w:val="16"/>
+                <w:sz w:val="14"/>
               </w:rPr>
             </w:r>
           </w:p>
@@ -1829,7 +1829,7 @@
               <w:rPr>
                 <w:rFonts w:ascii="Arial" w:hAnsi="Arial"/>
                 <w:b w:val="0"/>
-                <w:sz w:val="16"/>
+                <w:sz w:val="14"/>
               </w:rPr>
             </w:r>
           </w:p>
@@ -1852,7 +1852,7 @@
               <w:rPr>
                 <w:rFonts w:ascii="Arial" w:hAnsi="Arial"/>
                 <w:b/>
-                <w:sz w:val="16"/>
+                <w:sz w:val="14"/>
               </w:rPr>
               <w:t>ثقافة دولة الإمارات ورؤية 2031</w:t>
               <w:br/>
@@ -1868,7 +1868,7 @@
               <w:rPr>
                 <w:rFonts w:ascii="Arial" w:hAnsi="Arial"/>
                 <w:b w:val="0"/>
-                <w:sz w:val="16"/>
+                <w:sz w:val="14"/>
               </w:rPr>
             </w:r>
           </w:p>
@@ -1888,7 +1888,7 @@
               <w:rPr>
                 <w:rFonts w:ascii="Arial" w:hAnsi="Arial"/>
                 <w:b w:val="0"/>
-                <w:sz w:val="16"/>
+                <w:sz w:val="14"/>
               </w:rPr>
               <w:t>Students practise inclusive communication that respects identity, strengthens belonging and supports the UAE’s diverse school community.</w:t>
             </w:r>
@@ -1902,7 +1902,7 @@
               <w:rPr>
                 <w:rFonts w:ascii="Arial" w:hAnsi="Arial"/>
                 <w:b w:val="0"/>
-                <w:sz w:val="16"/>
+                <w:sz w:val="14"/>
               </w:rPr>
             </w:r>
           </w:p>
@@ -1915,7 +1915,7 @@
               <w:rPr>
                 <w:rFonts w:ascii="Arial" w:hAnsi="Arial"/>
                 <w:b w:val="0"/>
-                <w:sz w:val="16"/>
+                <w:sz w:val="14"/>
               </w:rPr>
             </w:r>
           </w:p>
@@ -1928,7 +1928,7 @@
               <w:rPr>
                 <w:rFonts w:ascii="Arial" w:hAnsi="Arial"/>
                 <w:b w:val="0"/>
-                <w:sz w:val="16"/>
+                <w:sz w:val="14"/>
               </w:rPr>
             </w:r>
           </w:p>
@@ -2322,7 +2322,7 @@
     <w:rsid w:val="00FC693F"/>
     <w:rPr>
       <w:rFonts w:ascii="Arial" w:hAnsi="Arial"/>
-      <w:sz w:val="16"/>
+      <w:sz w:val="14"/>
     </w:rPr>
   </w:style>
   <w:style w:type="paragraph" w:styleId="Header">

--- a/Term-1/Grade-10/Chapter-1-Listening-1-Nice-to-Meet-You-Part-2/assets/Lesson-Plan-Nice-to-Meet-You-Part-2.docx
+++ b/Term-1/Grade-10/Chapter-1-Listening-1-Nice-to-Meet-You-Part-2/assets/Lesson-Plan-Nice-to-Meet-You-Part-2.docx
@@ -259,16 +259,18 @@
               <w:spacing w:after="0"/>
             </w:pPr>
             <w:r/>
-            <w:r>
-              <w:rPr>
-                <w:rFonts w:ascii="Arial" w:hAnsi="Arial"/>
-                <w:b w:val="0"/>
-                <w:sz w:val="14"/>
-              </w:rPr>
-              <w:t>Reduced speech, vocabulary in context and first-meeting role-play</w:t>
-              <w:br/>
-              <w:t>OPEN INTERACTIVE LESSON ↗</w:t>
-            </w:r>
+            <w:hyperlink r:id="rId9">
+              <w:r>
+                <w:rPr>
+                  <w:rFonts w:ascii="Arial" w:hAnsi="Arial"/>
+                  <w:b w:val="0"/>
+                  <w:sz w:val="14"/>
+                </w:rPr>
+                <w:t>Reduced speech, vocabulary in context and first-meeting role-play</w:t>
+                <w:br/>
+                <w:t>OPEN INTERACTIVE LESSON ↗</w:t>
+              </w:r>
+            </w:hyperlink>
           </w:p>
           <w:p>
             <w:pPr>
